--- a/resource/模板文件/文书模板/不予工伤认定告知书（样本）.docx
+++ b/resource/模板文件/文书模板/不予工伤认定告知书（样本）.docx
@@ -111,101 +111,10 @@
         <w:rPr>
           <w:rFonts w:ascii="仿宋_GB2312" w:eastAsia="仿宋_GB2312" w:hAnsi="楷体" w:hint="eastAsia"/>
         </w:rPr>
-        <w:t>{{本人姓名}}于</w:t>
-      </w:r>
-      <w:r>
-        <w:rPr>
-          <w:rFonts w:ascii="仿宋" w:eastAsia="仿宋" w:hAnsi="仿宋" w:cs="仿宋" w:hint="eastAsia"/>
-          <w:sz w:val="32"/>
-          <w:szCs w:val="32"/>
-        </w:rPr>
-        <w:t>{{申请时间}}</w:t>
-      </w:r>
-      <w:r>
-        <w:rPr>
-          <w:rFonts w:ascii="仿宋_GB2312" w:eastAsia="仿宋_GB2312" w:hint="eastAsia"/>
-        </w:rPr>
-        <w:t>提交工伤认定申请，本机关于</w:t>
-      </w:r>
-      <w:r>
-        <w:rPr>
-          <w:rFonts w:ascii="仿宋" w:eastAsia="仿宋" w:hAnsi="仿宋" w:cs="仿宋" w:hint="eastAsia"/>
-          <w:sz w:val="32"/>
-          <w:szCs w:val="32"/>
-        </w:rPr>
-        <w:t>{{受理时间}}</w:t>
-      </w:r>
-      <w:r>
-        <w:rPr>
-          <w:rFonts w:ascii="仿宋_GB2312" w:eastAsia="仿宋_GB2312" w:hint="eastAsia"/>
-        </w:rPr>
-        <w:t>受理后，根据提交的材料对{{本人姓名}}受伤情况进行了调查：</w:t>
-      </w:r>
-      <w:r>
-        <w:rPr>
-          <w:rFonts w:ascii="仿宋_GB2312" w:eastAsia="仿宋_GB2312" w:hAnsi="楷体" w:hint="eastAsia"/>
-        </w:rPr>
-        <w:t>{{本人姓名}}，身份证号码：{{本人身份证号}}，系{{用人单位}}职工，从事</w:t>
+        <w:t>{{本人姓名}}于{{申请时间}}提交工伤认定申请，本机关于{{受理时间}}受理后，根据提交的材料对{{本人姓名}}受伤情况进行了调查：{{本人姓名}}，身份证号码：{{本人身份证号}}，{{本人所属表述}}。{{受伤经过}}医院诊断：{{医疗证明}}。因此，{{本人姓名}}受伤的情况，{{认定依据句}}</w:t>
       </w:r>
       <w:bookmarkStart w:id="0" w:name="_GoBack"/>
-      <w:r>
-        <w:rPr>
-          <w:rFonts w:ascii="仿宋_GB2312" w:eastAsia="仿宋_GB2312" w:hAnsi="楷体" w:hint="eastAsia"/>
-          <w:color w:val="0000FF"/>
-        </w:rPr>
-        <w:t>金工</w:t>
-      </w:r>
       <w:bookmarkEnd w:id="0"/>
-      <w:r>
-        <w:rPr>
-          <w:rFonts w:ascii="仿宋_GB2312" w:eastAsia="仿宋_GB2312" w:hAnsi="楷体" w:hint="eastAsia"/>
-        </w:rPr>
-        <w:t>工作。{{受伤经过}}医院诊断：{{医疗证明}}。</w:t>
-      </w:r>
-      <w:r>
-        <w:rPr>
-          <w:rFonts w:ascii="仿宋_GB2312" w:eastAsia="仿宋_GB2312" w:hint="eastAsia"/>
-        </w:rPr>
-        <w:t>因此，{{本人姓名}}受伤的情况，符合</w:t>
-      </w:r>
-      <w:r>
-        <w:rPr>
-          <w:rFonts w:ascii="仿宋_GB2312" w:eastAsia="仿宋_GB2312" w:hint="eastAsia"/>
-          <w:color w:val="0000FF"/>
-        </w:rPr>
-        <w:t>《工伤保险条例》</w:t>
-      </w:r>
-      <w:r>
-        <w:rPr>
-          <w:rFonts w:ascii="仿宋_GB2312" w:eastAsia="仿宋_GB2312" w:hAnsi="宋体" w:hint="eastAsia"/>
-          <w:color w:val="0000FF"/>
-        </w:rPr>
-        <w:t>第十四条第（一）项</w:t>
-      </w:r>
-      <w:r>
-        <w:rPr>
-          <w:rFonts w:ascii="仿宋_GB2312" w:eastAsia="仿宋_GB2312" w:hAnsi="宋体" w:hint="eastAsia"/>
-        </w:rPr>
-        <w:t>认定工伤之规定。</w:t>
-      </w:r>
-      <w:r>
-        <w:rPr>
-          <w:rFonts w:ascii="仿宋_GB2312" w:eastAsia="仿宋_GB2312" w:hint="eastAsia"/>
-        </w:rPr>
-        <w:t>现拟</w:t>
-      </w:r>
-      <w:r>
-        <w:rPr>
-          <w:rFonts w:ascii="仿宋_GB2312" w:eastAsia="仿宋_GB2312" w:hAnsi="宋体" w:hint="eastAsia"/>
-        </w:rPr>
-        <w:t>决定认定为工伤</w:t>
-      </w:r>
-      <w:r>
-        <w:rPr>
-          <w:rFonts w:ascii="仿宋_GB2312" w:eastAsia="仿宋_GB2312" w:hint="eastAsia"/>
-        </w:rPr>
-        <w:t>。</w:t>
-      </w:r>
     </w:p>
     <w:p>
       <w:pPr>
@@ -413,98 +322,7 @@
         <w:rPr>
           <w:rFonts w:ascii="仿宋_GB2312" w:eastAsia="仿宋_GB2312" w:hAnsi="楷体" w:hint="eastAsia"/>
         </w:rPr>
-        <w:t>{{本人姓名}}于</w:t>
-      </w:r>
-      <w:r>
-        <w:rPr>
-          <w:rFonts w:ascii="仿宋" w:eastAsia="仿宋" w:hAnsi="仿宋" w:cs="仿宋" w:hint="eastAsia"/>
-          <w:sz w:val="32"/>
-          <w:szCs w:val="32"/>
-        </w:rPr>
-        <w:t>{{申请时间}}</w:t>
-      </w:r>
-      <w:r>
-        <w:rPr>
-          <w:rFonts w:ascii="仿宋_GB2312" w:eastAsia="仿宋_GB2312" w:hint="eastAsia"/>
-        </w:rPr>
-        <w:t>提交工伤认定申请，本机关于</w:t>
-      </w:r>
-      <w:r>
-        <w:rPr>
-          <w:rFonts w:ascii="仿宋" w:eastAsia="仿宋" w:hAnsi="仿宋" w:cs="仿宋" w:hint="eastAsia"/>
-          <w:sz w:val="32"/>
-          <w:szCs w:val="32"/>
-        </w:rPr>
-        <w:t>{{受理时间}}</w:t>
-      </w:r>
-      <w:r>
-        <w:rPr>
-          <w:rFonts w:ascii="仿宋_GB2312" w:eastAsia="仿宋_GB2312" w:hint="eastAsia"/>
-        </w:rPr>
-        <w:t>受理后，根据提交的材料对{{本人姓名}}受伤情况进行了调查：</w:t>
-      </w:r>
-      <w:r>
-        <w:rPr>
-          <w:rFonts w:ascii="仿宋_GB2312" w:eastAsia="仿宋_GB2312" w:hAnsi="楷体" w:hint="eastAsia"/>
-        </w:rPr>
-        <w:t>{{本人姓名}}，身份证号码：{{本人身份证号}}，系{{用人单位}}职工，从事</w:t>
-      </w:r>
-      <w:r>
-        <w:rPr>
-          <w:rFonts w:ascii="仿宋_GB2312" w:eastAsia="仿宋_GB2312" w:hAnsi="楷体" w:hint="eastAsia"/>
-          <w:color w:val="0000FF"/>
-        </w:rPr>
-        <w:t>金工</w:t>
-      </w:r>
-      <w:r>
-        <w:rPr>
-          <w:rFonts w:ascii="仿宋_GB2312" w:eastAsia="仿宋_GB2312" w:hAnsi="楷体" w:hint="eastAsia"/>
-        </w:rPr>
-        <w:t>工作。{{受伤经过}}医院诊断：{{医疗证明}}。</w:t>
-      </w:r>
-      <w:r>
-        <w:rPr>
-          <w:rFonts w:ascii="仿宋_GB2312" w:eastAsia="仿宋_GB2312" w:hint="eastAsia"/>
-        </w:rPr>
-        <w:t>因此，{{本人姓名}}受伤的情况，符合</w:t>
-      </w:r>
-      <w:r>
-        <w:rPr>
-          <w:rFonts w:ascii="仿宋_GB2312" w:eastAsia="仿宋_GB2312" w:hint="eastAsia"/>
-          <w:color w:val="0000FF"/>
-        </w:rPr>
-        <w:t>《工伤保险条例》</w:t>
-      </w:r>
-      <w:r>
-        <w:rPr>
-          <w:rFonts w:ascii="仿宋_GB2312" w:eastAsia="仿宋_GB2312" w:hAnsi="宋体" w:hint="eastAsia"/>
-          <w:color w:val="0000FF"/>
-        </w:rPr>
-        <w:t>第十四条第（一）项</w:t>
-      </w:r>
-      <w:r>
-        <w:rPr>
-          <w:rFonts w:ascii="仿宋_GB2312" w:eastAsia="仿宋_GB2312" w:hAnsi="宋体" w:hint="eastAsia"/>
-        </w:rPr>
-        <w:t>认定工伤之规定。</w:t>
-      </w:r>
-      <w:r>
-        <w:rPr>
-          <w:rFonts w:ascii="仿宋_GB2312" w:eastAsia="仿宋_GB2312" w:hint="eastAsia"/>
-        </w:rPr>
-        <w:t>现拟</w:t>
-      </w:r>
-      <w:r>
-        <w:rPr>
-          <w:rFonts w:ascii="仿宋_GB2312" w:eastAsia="仿宋_GB2312" w:hAnsi="宋体" w:hint="eastAsia"/>
-        </w:rPr>
-        <w:t>决定认定为工伤</w:t>
-      </w:r>
-      <w:r>
-        <w:rPr>
-          <w:rFonts w:ascii="仿宋_GB2312" w:eastAsia="仿宋_GB2312" w:hint="eastAsia"/>
-        </w:rPr>
-        <w:t>。</w:t>
+        <w:t>{{本人姓名}}于{{申请时间}}提交工伤认定申请，本机关于{{受理时间}}受理后，根据提交的材料对{{本人姓名}}受伤情况进行了调查：{{本人姓名}}，身份证号码：{{本人身份证号}}，{{本人所属表述}}。{{受伤经过}}医院诊断：{{医疗证明}}。因此，{{本人姓名}}受伤的情况，{{认定依据句}}</w:t>
       </w:r>
     </w:p>
     <w:p>
